--- a/downloads/teacher/05 Materials/Unit 06/Slides/Slides 06.08 - Lab Cheesy Pasta Marinara With Role Cards.docx
+++ b/downloads/teacher/05 Materials/Unit 06/Slides/Slides 06.08 - Lab Cheesy Pasta Marinara With Role Cards.docx
@@ -19,15 +19,6 @@
       <w:r>
         <w:t xml:space="preserve">Slide outline for Lesson 6.8. Twelve slides, one day. Slide 4 is the flowchart and it stays projected or drawn on the board the whole period.</w:t>
       </w:r>
-      <w:r>
-        <w:t xml:space="preserve"> </w:t>
-      </w:r>
-      <w:r>
-        <w:rPr>
-          <w:rStyle w:val="TeacherNote"/>
-        </w:rPr>
-        <w:t xml:space="preserve">[Sal: this is Lab 3. Students know the phases and the roles; do not reteach them. Keep the deck short and keep the clock big.]</w:t>
-      </w:r>
     </w:p>
     <w:p>
       <w:pPr>
@@ -828,16 +819,7 @@
         <w:t xml:space="preserve"> </w:t>
       </w:r>
       <w:r>
-        <w:t xml:space="preserve">Notes: The Station Manager answers out loud when you sign. The Lab Reflection is finished in the first five minutes of Lesson 6.9 or goes home. Cost per station: about $9.76</w:t>
-      </w:r>
-      <w:r>
-        <w:t xml:space="preserve"> </w:t>
-      </w:r>
-      <w:r>
-        <w:rPr>
-          <w:rStyle w:val="TeacherNote"/>
-        </w:rPr>
-        <w:t xml:space="preserve">[update from this week’s circular].</w:t>
+        <w:t xml:space="preserve">Notes: The Station Manager answers out loud when you sign. The Lab Reflection is finished in the first five minutes of Lesson 6.9 or goes home. Cost per station: about $9.76.</w:t>
       </w:r>
     </w:p>
     <w:sectPr>
